--- a/TCC_Daniel_Souza_Scremim.docx
+++ b/TCC_Daniel_Souza_Scremim.docx
@@ -2058,6 +2058,336 @@
           <w:sz w:val="22"/>
         </w:rPr>
         <w:t>O critério de ruptura adotado considerou o primeiro degrau em que ocorresse taxa de erro superior a 1%, latência no percentil 95 acima de 2.000 ms, descarte de iterações pelo gerador ou presença de contêineres em estado de falha. O cenário de resiliência consistiu na remoção deliberada de uma réplica íntegra durante carga nominal, com registro dos instantes de criação e de prontidão do substituto.</w:t>
+      </w:r>
+    </w:p>
+    <w:p>
+      <w:pPr>
+        <w:widowControl/>
+        <w:spacing w:line="360" w:lineRule="auto" w:before="0" w:after="0"/>
+        <w:ind w:firstLine="709"/>
+        <w:jc w:val="both"/>
+      </w:pPr>
+    </w:p>
+    <w:p>
+      <w:pPr>
+        <w:keepNext/>
+        <w:widowControl/>
+        <w:spacing w:line="360" w:lineRule="auto" w:before="0" w:after="0"/>
+        <w:ind w:firstLine="709"/>
+        <w:jc w:val="left"/>
+      </w:pPr>
+      <w:r>
+        <w:rPr>
+          <w:rFonts w:ascii="Arial" w:hAnsi="Arial" w:eastAsia="Arial"/>
+          <w:b/>
+          <w:i w:val="0"/>
+          <w:color w:val="000000"/>
+          <w:sz w:val="22"/>
+        </w:rPr>
+        <w:t>Caso de uso guiado</w:t>
+      </w:r>
+    </w:p>
+    <w:p>
+      <w:pPr>
+        <w:keepNext/>
+        <w:widowControl/>
+        <w:spacing w:line="360" w:lineRule="auto" w:before="0" w:after="0"/>
+        <w:ind w:firstLine="709"/>
+        <w:jc w:val="both"/>
+      </w:pPr>
+    </w:p>
+    <w:p>
+      <w:pPr>
+        <w:widowControl/>
+        <w:spacing w:line="360" w:lineRule="auto" w:before="0" w:after="0"/>
+        <w:ind w:firstLine="709"/>
+        <w:jc w:val="both"/>
+      </w:pPr>
+      <w:r>
+        <w:rPr>
+          <w:rFonts w:ascii="Arial" w:hAnsi="Arial" w:eastAsia="Arial"/>
+          <w:b w:val="0"/>
+          <w:i w:val="0"/>
+          <w:color w:val="000000"/>
+          <w:sz w:val="22"/>
+        </w:rPr>
+        <w:t>Para tornar concreto o funcionamento da plataforma, descreve-se o percurso completo de um exame, da produção do dado até a sua revogação pelo titular. A Figura 1 resume as dez etapas, das quais cinco aplicam um controle de privacidade.</w:t>
+      </w:r>
+    </w:p>
+    <w:p>
+      <w:pPr>
+        <w:widowControl/>
+        <w:spacing w:line="360" w:lineRule="auto" w:before="0" w:after="0"/>
+        <w:ind w:firstLine="709"/>
+        <w:jc w:val="both"/>
+      </w:pPr>
+      <w:r>
+        <w:rPr>
+          <w:rFonts w:ascii="Arial" w:hAnsi="Arial" w:eastAsia="Arial"/>
+          <w:b w:val="0"/>
+          <w:i w:val="0"/>
+          <w:color w:val="000000"/>
+          <w:sz w:val="22"/>
+        </w:rPr>
+        <w:t>Na produção do dado, o paciente é cadastrado na unidade básica de saúde com o número de cadastro de pessoa física, que é imediatamente tokenizado: o serviço de cadastro devolve um identificador opaco e o número nacional não deixa mais aquele serviço (etapa 1). Segue-se a triagem, com registro de sinais vitais e classificação de risco (etapa 2), e a solicitação do exame, que publica um evento no tópico correspondente em vez de chamar o laboratório diretamente (etapa 3). O laboratório consome esse evento, processa a amostra e publica o resultado como novo evento (etapa 4), consumido em paralelo pelo serviço de resultados, que o persiste, e pelo serviço de notificação, que avisa o paciente (etapa 5). Nenhuma dessas etapas conhece as demais: cada uma reage a um evento, o que permite que o laboratório esteja indisponível sem que a solicitação se perca.</w:t>
+      </w:r>
+    </w:p>
+    <w:p>
+      <w:pPr>
+        <w:keepNext/>
+        <w:keepLines/>
+        <w:spacing w:line="240" w:lineRule="auto" w:after="80"/>
+        <w:jc w:val="center"/>
+      </w:pPr>
+      <w:r>
+        <w:drawing>
+          <wp:inline xmlns:a="http://schemas.openxmlformats.org/drawingml/2006/main" xmlns:pic="http://schemas.openxmlformats.org/drawingml/2006/picture">
+            <wp:extent cx="5400000" cy="2894400"/>
+            <wp:docPr id="1" name="Picture 1"/>
+            <wp:cNvGraphicFramePr>
+              <a:graphicFrameLocks noChangeAspect="1"/>
+            </wp:cNvGraphicFramePr>
+            <a:graphic>
+              <a:graphicData uri="http://schemas.openxmlformats.org/drawingml/2006/picture">
+                <pic:pic>
+                  <pic:nvPicPr>
+                    <pic:cNvPr id="0" name="fig7-caso-de-uso.png"/>
+                    <pic:cNvPicPr/>
+                  </pic:nvPicPr>
+                  <pic:blipFill>
+                    <a:blip r:embed="rId19"/>
+                    <a:stretch>
+                      <a:fillRect/>
+                    </a:stretch>
+                  </pic:blipFill>
+                  <pic:spPr>
+                    <a:xfrm>
+                      <a:off x="0" y="0"/>
+                      <a:ext cx="5400000" cy="2894400"/>
+                    </a:xfrm>
+                    <a:prstGeom prst="rect"/>
+                  </pic:spPr>
+                </pic:pic>
+              </a:graphicData>
+            </a:graphic>
+          </wp:inline>
+        </w:drawing>
+      </w:r>
+    </w:p>
+    <w:p>
+      <w:pPr>
+        <w:keepNext/>
+        <w:widowControl/>
+        <w:spacing w:line="240" w:lineRule="auto" w:before="0" w:after="0"/>
+        <w:jc w:val="both"/>
+      </w:pPr>
+      <w:r>
+        <w:rPr>
+          <w:rFonts w:ascii="Arial" w:hAnsi="Arial" w:eastAsia="Arial"/>
+          <w:b w:val="0"/>
+          <w:i w:val="0"/>
+          <w:color w:val="000000"/>
+          <w:sz w:val="22"/>
+        </w:rPr>
+        <w:t xml:space="preserve">Figura 1. </w:t>
+      </w:r>
+      <w:r>
+        <w:rPr>
+          <w:rFonts w:ascii="Arial" w:hAnsi="Arial" w:eastAsia="Arial"/>
+          <w:b w:val="0"/>
+          <w:i w:val="0"/>
+          <w:color w:val="000000"/>
+          <w:sz w:val="22"/>
+        </w:rPr>
+        <w:t>Percurso de um exame na plataforma, da produção do dado na instituição de origem até a revogação do consentimento pelo titular</w:t>
+      </w:r>
+    </w:p>
+    <w:p>
+      <w:pPr>
+        <w:keepNext w:val="0"/>
+        <w:widowControl/>
+        <w:spacing w:line="240" w:lineRule="auto" w:before="0" w:after="0"/>
+        <w:jc w:val="both"/>
+      </w:pPr>
+      <w:r>
+        <w:rPr>
+          <w:rFonts w:ascii="Arial" w:hAnsi="Arial" w:eastAsia="Arial"/>
+          <w:b w:val="0"/>
+          <w:i w:val="0"/>
+          <w:color w:val="000000"/>
+          <w:sz w:val="22"/>
+        </w:rPr>
+        <w:t>Fonte: Elaborada pelo autor</w:t>
+      </w:r>
+    </w:p>
+    <w:p>
+      <w:pPr>
+        <w:widowControl/>
+        <w:spacing w:line="240" w:lineRule="auto" w:before="0" w:after="0"/>
+        <w:ind w:firstLine="709"/>
+        <w:jc w:val="both"/>
+      </w:pPr>
+    </w:p>
+    <w:p>
+      <w:pPr>
+        <w:widowControl/>
+        <w:spacing w:line="360" w:lineRule="auto" w:before="0" w:after="0"/>
+        <w:ind w:firstLine="709"/>
+        <w:jc w:val="both"/>
+      </w:pPr>
+      <w:r>
+        <w:rPr>
+          <w:rFonts w:ascii="Arial" w:hAnsi="Arial" w:eastAsia="Arial"/>
+          <w:b w:val="0"/>
+          <w:i w:val="0"/>
+          <w:color w:val="000000"/>
+          <w:sz w:val="22"/>
+        </w:rPr>
+        <w:t>Na distribuição do dado, o paciente registra consentimento para uma instituição específica (etapa 6). Quando um hospital privado precisa do histórico, ele autentica-se com as próprias credenciais e recebe um token de acesso com escopo declarado, exatamente o mesmo mecanismo oferecido a um hospital público (etapa 7). De posse do token, consulta a linha do tempo clínica declarando quais campos necessita e com qual finalidade (etapa 8). A plataforma verifica o consentimento antes de qualquer agregação e, havendo autorização, devolve apenas os campos declarados e registra o acesso em log imutável (etapa 9). Se o paciente revogar o consentimento, a próxima consulta do mesmo hospital é recusada (etapa 10).</w:t>
+      </w:r>
+    </w:p>
+    <w:p>
+      <w:pPr>
+        <w:widowControl/>
+        <w:spacing w:line="360" w:lineRule="auto" w:before="0" w:after="0"/>
+        <w:ind w:firstLine="709"/>
+        <w:jc w:val="both"/>
+      </w:pPr>
+      <w:r>
+        <w:rPr>
+          <w:rFonts w:ascii="Arial" w:hAnsi="Arial" w:eastAsia="Arial"/>
+          <w:b w:val="0"/>
+          <w:i w:val="0"/>
+          <w:color w:val="000000"/>
+          <w:sz w:val="22"/>
+        </w:rPr>
+        <w:t>O ganho arquitetural fica visível ao acrescentar um novo consumidor a esse percurso. Um segundo hospital, um laboratório privado ou um painel de vigilância epidemiológica não exigem nova integração: bastam o registro de um cliente com o escopo apropriado e o consentimento do titular, e as etapas 7 a 10 repetem-se sem alteração. É essa uniformidade, e não qualquer tecnologia isolada, o que caracteriza a camada de distribuição proposta.</w:t>
+      </w:r>
+    </w:p>
+    <w:p>
+      <w:pPr>
+        <w:widowControl/>
+        <w:spacing w:line="360" w:lineRule="auto" w:before="0" w:after="0"/>
+        <w:ind w:firstLine="709"/>
+        <w:jc w:val="both"/>
+      </w:pPr>
+    </w:p>
+    <w:p>
+      <w:pPr>
+        <w:keepNext/>
+        <w:widowControl/>
+        <w:spacing w:line="360" w:lineRule="auto" w:before="0" w:after="0"/>
+        <w:ind w:firstLine="709"/>
+        <w:jc w:val="left"/>
+      </w:pPr>
+      <w:r>
+        <w:rPr>
+          <w:rFonts w:ascii="Arial" w:hAnsi="Arial" w:eastAsia="Arial"/>
+          <w:b/>
+          <w:i w:val="0"/>
+          <w:color w:val="000000"/>
+          <w:sz w:val="22"/>
+        </w:rPr>
+        <w:t>Técnicas de observabilidade e de verificação arquitetural</w:t>
+      </w:r>
+    </w:p>
+    <w:p>
+      <w:pPr>
+        <w:keepNext/>
+        <w:widowControl/>
+        <w:spacing w:line="360" w:lineRule="auto" w:before="0" w:after="0"/>
+        <w:ind w:firstLine="709"/>
+        <w:jc w:val="both"/>
+      </w:pPr>
+    </w:p>
+    <w:p>
+      <w:pPr>
+        <w:widowControl/>
+        <w:spacing w:line="360" w:lineRule="auto" w:before="0" w:after="0"/>
+        <w:ind w:firstLine="709"/>
+        <w:jc w:val="both"/>
+      </w:pPr>
+      <w:r>
+        <w:rPr>
+          <w:rFonts w:ascii="Arial" w:hAnsi="Arial" w:eastAsia="Arial"/>
+          <w:b w:val="0"/>
+          <w:i w:val="0"/>
+          <w:color w:val="000000"/>
+          <w:sz w:val="22"/>
+        </w:rPr>
+        <w:t>As técnicas empregadas para observar e verificar o sistema são nomeadas a seguir, com indicação do ponto do trabalho em que cada uma é utilizada pela primeira vez. Adota-se a distinção corrente entre monitoramento, que coleta métricas predefinidas e dispara alertas por limiar, e observabilidade, que reúne registros, métricas e rastros para explicar por que o sistema se comportou de determinada forma (Ramachandran, 2024).</w:t>
+      </w:r>
+    </w:p>
+    <w:p>
+      <w:pPr>
+        <w:widowControl/>
+        <w:spacing w:line="360" w:lineRule="auto" w:before="0" w:after="0"/>
+        <w:ind w:firstLine="709"/>
+        <w:jc w:val="both"/>
+      </w:pPr>
+      <w:r>
+        <w:rPr>
+          <w:rFonts w:ascii="Arial" w:hAnsi="Arial" w:eastAsia="Arial"/>
+          <w:b w:val="0"/>
+          <w:i w:val="0"/>
+          <w:color w:val="000000"/>
+          <w:sz w:val="22"/>
+        </w:rPr>
+        <w:t>A primeira técnica é a reconstrução arquitetural dinâmica, isto é, a obtenção da arquitetura efetivamente em execução a partir de dados de tempo de execução, em oposição à análise estática do código-fonte (Cerny et al., 2022). Ela é utilizada pela primeira vez na verificação da topologia implantada: as chamadas entre serviços são interceptadas pelo proxy lateral da malha, sem qualquer instrumentação no código da aplicação, e a visualização resultante confirma que o grafo de dependências em execução corresponde ao projetado. Os autores registram que essa abordagem por malha de serviços evita o custo de desenvolvimento das alternativas baseadas em interceptadores de aplicação, e que sua limitação é depender de o sistema estar implantado e exercitado — motivo pelo qual, neste trabalho, a verificação ocorre sob os cenários de carga descritos, e não em repouso.</w:t>
+      </w:r>
+    </w:p>
+    <w:p>
+      <w:pPr>
+        <w:widowControl/>
+        <w:spacing w:line="360" w:lineRule="auto" w:before="0" w:after="0"/>
+        <w:ind w:firstLine="709"/>
+        <w:jc w:val="both"/>
+      </w:pPr>
+      <w:r>
+        <w:rPr>
+          <w:rFonts w:ascii="Arial" w:hAnsi="Arial" w:eastAsia="Arial"/>
+          <w:b w:val="0"/>
+          <w:i w:val="0"/>
+          <w:color w:val="000000"/>
+          <w:sz w:val="22"/>
+        </w:rPr>
+        <w:t>A segunda técnica é a coleta de métricas por extração periódica, em que o serviço expõe um ponto de coleta e um coletor externo o consulta em intervalo fixo, registrando séries temporais de latência, vazão, taxa de erro e utilização de recursos (Ramachandran, 2024). É utilizada pela primeira vez na instrumentação do lado do servidor, descrita a seguir, e é a origem de todas as séries temporais apresentadas nos resultados. A terceira é a sobreposição de dados de desempenho sobre a visão arquitetural, prática que Cerny et al. (2022) identificam em ferramentas que combinam rastreamento e métricas para exibir o desempenho no próprio grafo do sistema; ela é utilizada pela primeira vez na composição do painel de observabilidade, que apresenta latência, vazão e número de réplicas por serviço sobre a mesma linha do tempo.</w:t>
+      </w:r>
+    </w:p>
+    <w:p>
+      <w:pPr>
+        <w:widowControl/>
+        <w:spacing w:line="360" w:lineRule="auto" w:before="0" w:after="0"/>
+        <w:ind w:firstLine="709"/>
+        <w:jc w:val="both"/>
+      </w:pPr>
+      <w:r>
+        <w:rPr>
+          <w:rFonts w:ascii="Arial" w:hAnsi="Arial" w:eastAsia="Arial"/>
+          <w:b w:val="0"/>
+          <w:i w:val="0"/>
+          <w:color w:val="000000"/>
+          <w:sz w:val="22"/>
+        </w:rPr>
+        <w:t>A quarta técnica é a observabilidade aplicada à segurança, que consiste em tratar os dados de observabilidade como sinal de segurança, e não apenas de desempenho: registros revelam tentativas de autenticação suspeitas e métricas revelam volumes anômalos de requisições a um mesmo recurso (Ramachandran, 2024). É utilizada pela primeira vez no serviço de auditoria, cuja detecção de anomalia examina a janela deslizante de acessos por titular e emite alerta quando o número de consultas excede o limiar configurado. O trabalho adota a técnica na sua forma determinística, por limiar; a extensão por modelos de aprendizado de máquina sobre os mesmos dados, discutida pelo autor, permanece fora do escopo, e a auditoria produzida aqui constitui precisamente o conjunto de dados que tal extensão consumiria.</w:t>
+      </w:r>
+    </w:p>
+    <w:p>
+      <w:pPr>
+        <w:widowControl/>
+        <w:spacing w:line="360" w:lineRule="auto" w:before="0" w:after="0"/>
+        <w:ind w:firstLine="709"/>
+        <w:jc w:val="both"/>
+      </w:pPr>
+      <w:r>
+        <w:rPr>
+          <w:rFonts w:ascii="Arial" w:hAnsi="Arial" w:eastAsia="Arial"/>
+          <w:b w:val="0"/>
+          <w:i w:val="0"/>
+          <w:color w:val="000000"/>
+          <w:sz w:val="22"/>
+        </w:rPr>
+        <w:t>Por fim, a correlação de registros de uma mesma transação distribuída por meio de um identificador propagado entre serviços é apontada como requisito para que ferramentas de análise reconstruam o percurso de uma requisição em sistemas descentralizados (Cerny et al., 2022). Esta é a única das cinco técnicas não verificada de ponta a ponta neste trabalho: os proxies laterais produzem os rastros, mas o código da aplicação não propaga explicitamente os cabeçalhos de correlação, limitação declarada entre os resultados.</w:t>
       </w:r>
     </w:p>
     <w:p>
@@ -3066,7 +3396,7 @@
           <w:color w:val="000000"/>
           <w:sz w:val="22"/>
         </w:rPr>
-        <w:t>A investigação dessa saturação produziu o resultado mais contraintuitivo do trabalho. Ao remover uma restrição do sistema operacional que limitava a criação de proxies laterais, o autoescalador passou a elevar efetivamente o número de réplicas, e o desempenho piorou de forma drástica. A Tabela 4 e a Figura 1 comparam as três configurações observadas.</w:t>
+        <w:t>A investigação dessa saturação produziu o resultado mais contraintuitivo do trabalho. Ao remover uma restrição do sistema operacional que limitava a criação de proxies laterais, o autoescalador passou a elevar efetivamente o número de réplicas, e o desempenho piorou de forma drástica. A Tabela 4 e a Figura 2 comparam as três configurações observadas.</w:t>
       </w:r>
     </w:p>
     <w:p>
@@ -3866,7 +4196,7 @@
         <w:drawing>
           <wp:inline xmlns:a="http://schemas.openxmlformats.org/drawingml/2006/main" xmlns:pic="http://schemas.openxmlformats.org/drawingml/2006/picture">
             <wp:extent cx="4140000" cy="2669102"/>
-            <wp:docPr id="1" name="Picture 1"/>
+            <wp:docPr id="2" name="Picture 2"/>
             <wp:cNvGraphicFramePr>
               <a:graphicFrameLocks noChangeAspect="1"/>
             </wp:cNvGraphicFramePr>
@@ -3878,7 +4208,7 @@
                     <pic:cNvPicPr/>
                   </pic:nvPicPr>
                   <pic:blipFill>
-                    <a:blip r:embed="rId19"/>
+                    <a:blip r:embed="rId20"/>
                     <a:stretch>
                       <a:fillRect/>
                     </a:stretch>
@@ -3912,7 +4242,7 @@
           <w:color w:val="000000"/>
           <w:sz w:val="22"/>
         </w:rPr>
-        <w:t xml:space="preserve">Figura 1. </w:t>
+        <w:t xml:space="preserve">Figura 2. </w:t>
       </w:r>
       <w:r>
         <w:rPr>
@@ -4020,7 +4350,7 @@
           <w:color w:val="000000"/>
           <w:sz w:val="22"/>
         </w:rPr>
-        <w:t>A Figura 2 apresenta a curva de saturação obtida em duas execuções independentes. As curvas coincidem dentro de poucos milissegundos até 1.200 requisições por segundo; a divergência posterior é esperada, pois nas proximidades da saturação pequenas diferenças de estado se amplificam.</w:t>
+        <w:t>A Figura 3 apresenta a curva de saturação obtida em duas execuções independentes. As curvas coincidem dentro de poucos milissegundos até 1.200 requisições por segundo; a divergência posterior é esperada, pois nas proximidades da saturação pequenas diferenças de estado se amplificam.</w:t>
       </w:r>
     </w:p>
     <w:p>
@@ -4034,7 +4364,7 @@
         <w:drawing>
           <wp:inline xmlns:a="http://schemas.openxmlformats.org/drawingml/2006/main" xmlns:pic="http://schemas.openxmlformats.org/drawingml/2006/picture">
             <wp:extent cx="5400000" cy="3144079"/>
-            <wp:docPr id="2" name="Picture 2"/>
+            <wp:docPr id="3" name="Picture 3"/>
             <wp:cNvGraphicFramePr>
               <a:graphicFrameLocks noChangeAspect="1"/>
             </wp:cNvGraphicFramePr>
@@ -4046,7 +4376,7 @@
                     <pic:cNvPicPr/>
                   </pic:nvPicPr>
                   <pic:blipFill>
-                    <a:blip r:embed="rId20"/>
+                    <a:blip r:embed="rId21"/>
                     <a:stretch>
                       <a:fillRect/>
                     </a:stretch>
@@ -4080,7 +4410,7 @@
           <w:color w:val="000000"/>
           <w:sz w:val="22"/>
         </w:rPr>
-        <w:t xml:space="preserve">Figura 2. </w:t>
+        <w:t xml:space="preserve">Figura 3. </w:t>
       </w:r>
       <w:r>
         <w:rPr>
@@ -4152,7 +4482,7 @@
           <w:color w:val="000000"/>
           <w:sz w:val="22"/>
         </w:rPr>
-        <w:t>A causa da saturação foi isolada e contraria a expectativa usual. A Figura 3 apresenta, no mesmo eixo de carga e em painéis separados, a latência e o número de requisições aguardando conexão de banco.</w:t>
+        <w:t>A causa da saturação foi isolada e contraria a expectativa usual. A Figura 4 apresenta, no mesmo eixo de carga e em painéis separados, a latência e o número de requisições aguardando conexão de banco.</w:t>
       </w:r>
     </w:p>
     <w:p>
@@ -4166,7 +4496,7 @@
         <w:drawing>
           <wp:inline xmlns:a="http://schemas.openxmlformats.org/drawingml/2006/main" xmlns:pic="http://schemas.openxmlformats.org/drawingml/2006/picture">
             <wp:extent cx="5400000" cy="3760952"/>
-            <wp:docPr id="3" name="Picture 3"/>
+            <wp:docPr id="4" name="Picture 4"/>
             <wp:cNvGraphicFramePr>
               <a:graphicFrameLocks noChangeAspect="1"/>
             </wp:cNvGraphicFramePr>
@@ -4178,7 +4508,7 @@
                     <pic:cNvPicPr/>
                   </pic:nvPicPr>
                   <pic:blipFill>
-                    <a:blip r:embed="rId21"/>
+                    <a:blip r:embed="rId22"/>
                     <a:stretch>
                       <a:fillRect/>
                     </a:stretch>
@@ -4212,7 +4542,7 @@
           <w:color w:val="000000"/>
           <w:sz w:val="22"/>
         </w:rPr>
-        <w:t xml:space="preserve">Figura 3. </w:t>
+        <w:t xml:space="preserve">Figura 4. </w:t>
       </w:r>
       <w:r>
         <w:rPr>
@@ -4338,7 +4668,7 @@
           <w:color w:val="000000"/>
           <w:sz w:val="22"/>
         </w:rPr>
-        <w:t>O comportamento da fila de eventos forneceu a evidência mais direta do desacoplamento proporcionado pela comunicação assíncrona. A Figura 4 apresenta o acúmulo de registros de auditoria persistidos, com o instante de encerramento da carga assinalado.</w:t>
+        <w:t>O comportamento da fila de eventos forneceu a evidência mais direta do desacoplamento proporcionado pela comunicação assíncrona. A Figura 5 apresenta o acúmulo de registros de auditoria persistidos, com o instante de encerramento da carga assinalado.</w:t>
       </w:r>
     </w:p>
     <w:p>
@@ -4352,7 +4682,7 @@
         <w:drawing>
           <wp:inline xmlns:a="http://schemas.openxmlformats.org/drawingml/2006/main" xmlns:pic="http://schemas.openxmlformats.org/drawingml/2006/picture">
             <wp:extent cx="5400000" cy="2981892"/>
-            <wp:docPr id="4" name="Picture 4"/>
+            <wp:docPr id="5" name="Picture 5"/>
             <wp:cNvGraphicFramePr>
               <a:graphicFrameLocks noChangeAspect="1"/>
             </wp:cNvGraphicFramePr>
@@ -4364,7 +4694,7 @@
                     <pic:cNvPicPr/>
                   </pic:nvPicPr>
                   <pic:blipFill>
-                    <a:blip r:embed="rId22"/>
+                    <a:blip r:embed="rId23"/>
                     <a:stretch>
                       <a:fillRect/>
                     </a:stretch>
@@ -4398,7 +4728,7 @@
           <w:color w:val="000000"/>
           <w:sz w:val="22"/>
         </w:rPr>
-        <w:t xml:space="preserve">Figura 4. </w:t>
+        <w:t xml:space="preserve">Figura 5. </w:t>
       </w:r>
       <w:r>
         <w:rPr>
@@ -4524,7 +4854,7 @@
           <w:color w:val="000000"/>
           <w:sz w:val="22"/>
         </w:rPr>
-        <w:t>Quatro serviços atingiram o número máximo de réplicas, precisamente aqueles do caminho crítico do cenário, e os mesmos quatro de execução anterior realizada em substrato distinto, o que sugere que o comportamento decorre do desenho e não da infraestrutura. A Figura 5 apresenta a evolução do número de réplicas.</w:t>
+        <w:t>Quatro serviços atingiram o número máximo de réplicas, precisamente aqueles do caminho crítico do cenário, e os mesmos quatro de execução anterior realizada em substrato distinto, o que sugere que o comportamento decorre do desenho e não da infraestrutura. A Figura 6 apresenta a evolução do número de réplicas.</w:t>
       </w:r>
     </w:p>
     <w:p>
@@ -4538,7 +4868,7 @@
         <w:drawing>
           <wp:inline xmlns:a="http://schemas.openxmlformats.org/drawingml/2006/main" xmlns:pic="http://schemas.openxmlformats.org/drawingml/2006/picture">
             <wp:extent cx="5400000" cy="3731075"/>
-            <wp:docPr id="5" name="Picture 5"/>
+            <wp:docPr id="6" name="Picture 6"/>
             <wp:cNvGraphicFramePr>
               <a:graphicFrameLocks noChangeAspect="1"/>
             </wp:cNvGraphicFramePr>
@@ -4550,7 +4880,7 @@
                     <pic:cNvPicPr/>
                   </pic:nvPicPr>
                   <pic:blipFill>
-                    <a:blip r:embed="rId23"/>
+                    <a:blip r:embed="rId24"/>
                     <a:stretch>
                       <a:fillRect/>
                     </a:stretch>
@@ -4584,7 +4914,7 @@
           <w:color w:val="000000"/>
           <w:sz w:val="22"/>
         </w:rPr>
-        <w:t xml:space="preserve">Figura 5. </w:t>
+        <w:t xml:space="preserve">Figura 6. </w:t>
       </w:r>
       <w:r>
         <w:rPr>
@@ -4764,6 +5094,24 @@
           <w:color w:val="000000"/>
           <w:sz w:val="22"/>
         </w:rPr>
+        <w:t>A topologia efetivamente em execução foi verificada pela reconstrução arquitetural dinâmica descrita na Metodologia. O grafo de dependências derivado das chamadas interceptadas pelos proxies laterais durante os cenários de carga coincidiu com o projetado, sem arestas inesperadas entre serviços e sem acesso de um serviço ao banco de dados de outro, o que confirma a persistência por serviço no sistema em execução e não apenas no código (Cerny et al., 2022).</w:t>
+      </w:r>
+    </w:p>
+    <w:p>
+      <w:pPr>
+        <w:widowControl/>
+        <w:spacing w:line="360" w:lineRule="auto" w:before="0" w:after="0"/>
+        <w:ind w:firstLine="709"/>
+        <w:jc w:val="both"/>
+      </w:pPr>
+      <w:r>
+        <w:rPr>
+          <w:rFonts w:ascii="Arial" w:hAnsi="Arial" w:eastAsia="Arial"/>
+          <w:b w:val="0"/>
+          <w:i w:val="0"/>
+          <w:color w:val="000000"/>
+          <w:sz w:val="22"/>
+        </w:rPr>
         <w:t>O controle de acesso à linha do tempo clínica foi verificado nos quatro estados possíveis. Requisição sem credencial recebeu recusa por ausência de autenticação; requisição autenticada sem consentimento ativo recebeu recusa por ausência de consentimento, com registro de auditoria da tentativa negada; requisição autenticada com consentimento ativo obteve os dados, com registro do acesso autorizado; e, após a revogação do consentimento, nova requisição foi novamente recusada, com novo registro. Nenhum acesso externo ocorreu sem consentimento ativo, e toda tentativa, autorizada ou negada, foi registrada.</w:t>
       </w:r>
     </w:p>
@@ -4800,7 +5148,7 @@
           <w:color w:val="000000"/>
           <w:sz w:val="22"/>
         </w:rPr>
-        <w:t>A revogação do consentimento tornou-se efetiva em 297 ms, contra o teto de 1.000 ms estabelecido. A detecção de anomalia operou de forma automática e sem duplicação, registrando 29 alertas ao longo de 3.399.128 registros de auditoria acumulados. Por fim, o número de cadastro de pessoa física não apareceu em qualquer resposta de interface, registro de aplicação ou evento, circulando exclusivamente o identificador opaco, em conformidade com o princípio da minimização (Brasil, 2018).</w:t>
+        <w:t>A revogação do consentimento tornou-se efetiva em 297 ms, contra o teto de 1.000 ms estabelecido. A detecção de anomalia operou de forma automática e sem duplicação, registrando 29 alertas ao longo de 3.399.128 registros de auditoria acumulados. O resultado materializa a observabilidade aplicada à segurança: o mesmo registro que serve à auditoria de conformidade opera como sinal de acesso anômalo, sem instrumentação adicional (Ramachandran, 2024). Por fim, o número de cadastro de pessoa física não apareceu em qualquer resposta de interface, registro de aplicação ou evento, circulando exclusivamente o identificador opaco, em conformidade com o princípio da minimização (Brasil, 2018).</w:t>
       </w:r>
     </w:p>
     <w:p>
@@ -4854,7 +5202,7 @@
           <w:color w:val="000000"/>
           <w:sz w:val="22"/>
         </w:rPr>
-        <w:t>A comparação entre a resposta completa e fixa da interface REST e a consulta declarativa que especifica apenas os campos necessários à finalidade consta da Figura 6. As medições mostraram-se notavelmente estáveis ao longo das três rodadas.</w:t>
+        <w:t>A comparação entre a resposta completa e fixa da interface REST e a consulta declarativa que especifica apenas os campos necessários à finalidade consta da Figura 7. As medições mostraram-se notavelmente estáveis ao longo das três rodadas.</w:t>
       </w:r>
     </w:p>
     <w:p>
@@ -4868,7 +5216,7 @@
         <w:drawing>
           <wp:inline xmlns:a="http://schemas.openxmlformats.org/drawingml/2006/main" xmlns:pic="http://schemas.openxmlformats.org/drawingml/2006/picture">
             <wp:extent cx="3168000" cy="2394249"/>
-            <wp:docPr id="6" name="Picture 6"/>
+            <wp:docPr id="7" name="Picture 7"/>
             <wp:cNvGraphicFramePr>
               <a:graphicFrameLocks noChangeAspect="1"/>
             </wp:cNvGraphicFramePr>
@@ -4880,7 +5228,7 @@
                     <pic:cNvPicPr/>
                   </pic:nvPicPr>
                   <pic:blipFill>
-                    <a:blip r:embed="rId24"/>
+                    <a:blip r:embed="rId25"/>
                     <a:stretch>
                       <a:fillRect/>
                     </a:stretch>
@@ -4914,7 +5262,7 @@
           <w:color w:val="000000"/>
           <w:sz w:val="22"/>
         </w:rPr>
-        <w:t xml:space="preserve">Figura 6. </w:t>
+        <w:t xml:space="preserve">Figura 7. </w:t>
       </w:r>
       <w:r>
         <w:rPr>
@@ -5755,7 +6103,7 @@
           <w:color w:val="000000"/>
           <w:sz w:val="22"/>
         </w:rPr>
-        <w:t>Cinco limitações delimitam a validade dos resultados e devem acompanhar qualquer generalização. Primeiro, o experimento utilizou nó único, sem escalonamento de nós, de modo que a arquitetura escala horizontalmente apenas até o limite do substrato; acima disso o autoescalador solicita réplicas que não há onde acomodar, e esse comportamento constitui ele próprio um resultado. Segundo, a carga sintética concentrou as leituras em poucos titulares, mantendo a memória intermediária do banco aquecida, o que torna as latências um teto otimista. Terceiro, acima de 1.600 requisições por segundo o gerador de carga também saturou, e os degraus superiores devem ser lidos como limite inferior. Quarto, o limite de requisições por titular não foi implementado: o mecanismo de detecção foi demonstrado, mas a variante bloqueante permanece como decisão de política, e exercitá-la exigiria modelo de carga com cardinalidade realista de titulares. Quinto, o rastreamento distribuído não foi verificado de ponta a ponta, pois os proxies laterais geram os registros mas não há propagação explícita de cabeçalhos no código da aplicação.</w:t>
+        <w:t>Cinco limitações delimitam a validade dos resultados e devem acompanhar qualquer generalização. Primeiro, o experimento utilizou nó único, sem escalonamento de nós, de modo que a arquitetura escala horizontalmente apenas até o limite do substrato; acima disso o autoescalador solicita réplicas que não há onde acomodar, e esse comportamento constitui ele próprio um resultado. Segundo, a carga sintética concentrou as leituras em poucos titulares, mantendo a memória intermediária do banco aquecida, o que torna as latências um teto otimista. Terceiro, acima de 1.600 requisições por segundo o gerador de carga também saturou, e os degraus superiores devem ser lidos como limite inferior. Quarto, o limite de requisições por titular não foi implementado: o mecanismo de detecção foi demonstrado, mas a variante bloqueante permanece como decisão de política, e exercitá-la exigiria modelo de carga com cardinalidade realista de titulares. Quinto, o rastreamento distribuído não foi verificado de ponta a ponta, pois os proxies laterais geram os registros mas não há propagação explícita de cabeçalhos no código da aplicação; sem o identificador de correlação propagado, a reconstrução do percurso completo de uma requisição permanece incompleta (Cerny et al., 2022).</w:t>
       </w:r>
     </w:p>
     <w:p>
@@ -6050,7 +6398,7 @@
           <w:color w:val="000000"/>
           <w:sz w:val="22"/>
         </w:rPr>
-        <w:t>Cloud Native Computing Foundation [CNCF]. 2025. Kubernetes Documentation: Horizontal Pod Autoscaling. Disponível em: &lt;https://kubernetes.io/docs/tasks/run-application/horizontal-pod-autoscale/&gt;. Acesso em: 20 set. 2026.</w:t>
+        <w:t>Cerny, T.; Abdelfattah, A.S.; Bushong, V.; Maruf, A.A.; Taibi, D. 2022. Microservice architecture reconstruction and visualization techniques: a review. arXiv:2207.02988v2. Disponível em: &lt;https://arxiv.org/abs/2207.02988&gt;. Acesso em: 21 set. 2026.</w:t>
       </w:r>
     </w:p>
     <w:p>
@@ -6075,7 +6423,7 @@
           <w:color w:val="000000"/>
           <w:sz w:val="22"/>
         </w:rPr>
-        <w:t>Health Level Seven International [HL7]. 2019. HL7 Fast Healthcare Interoperability Resources Specification (FHIR), Release 4. Disponível em: &lt;https://www.hl7.org/fhir/R4/&gt;. Acesso em: 19 set. 2026.</w:t>
+        <w:t>Cloud Native Computing Foundation [CNCF]. 2025. Kubernetes Documentation: Horizontal Pod Autoscaling. Disponível em: &lt;https://kubernetes.io/docs/tasks/run-application/horizontal-pod-autoscale/&gt;. Acesso em: 20 set. 2026.</w:t>
       </w:r>
     </w:p>
     <w:p>
@@ -6100,7 +6448,7 @@
           <w:color w:val="000000"/>
           <w:sz w:val="22"/>
         </w:rPr>
-        <w:t>Istio Authors. 2025. Istio Documentation: Security. Disponível em: &lt;https://istio.io/latest/docs/concepts/security/&gt;. Acesso em: 20 set. 2026.</w:t>
+        <w:t>Health Level Seven International [HL7]. 2019. HL7 Fast Healthcare Interoperability Resources Specification (FHIR), Release 4. Disponível em: &lt;https://www.hl7.org/fhir/R4/&gt;. Acesso em: 19 set. 2026.</w:t>
       </w:r>
     </w:p>
     <w:p>
@@ -6125,7 +6473,7 @@
           <w:color w:val="000000"/>
           <w:sz w:val="22"/>
         </w:rPr>
-        <w:t>Kleppmann, M. 2017. Designing Data-Intensive Applications. 1ed. O'Reilly Media, Sebastopol, CA, EUA.</w:t>
+        <w:t>Istio Authors. 2025. Istio Documentation: Security. Disponível em: &lt;https://istio.io/latest/docs/concepts/security/&gt;. Acesso em: 20 set. 2026.</w:t>
       </w:r>
     </w:p>
     <w:p>
@@ -6150,7 +6498,7 @@
           <w:color w:val="000000"/>
           <w:sz w:val="22"/>
         </w:rPr>
-        <w:t>Ministério da Saúde [MS]. 2024. Modelo de Informação de Resultado de Exame Laboratorial da Rede Nacional de Dados em Saúde. Disponível em: &lt;https://rnds-guia.saude.gov.br/docs/rel/mi-rel/&gt;. Acesso em: 19 set. 2026.</w:t>
+        <w:t>Kleppmann, M. 2017. Designing Data-Intensive Applications. 1ed. O'Reilly Media, Sebastopol, CA, EUA.</w:t>
       </w:r>
     </w:p>
     <w:p>
@@ -6175,7 +6523,7 @@
           <w:color w:val="000000"/>
           <w:sz w:val="22"/>
         </w:rPr>
-        <w:t>Ministério da Saúde [MS]. 2025. Rede Nacional de Dados em Saúde. Disponível em: &lt;https://www.gov.br/saude/pt-br/composicao/seidigi/rnds&gt;. Acesso em: 19 set. 2026.</w:t>
+        <w:t>Ministério da Saúde [MS]. 2024. Modelo de Informação de Resultado de Exame Laboratorial da Rede Nacional de Dados em Saúde. Disponível em: &lt;https://rnds-guia.saude.gov.br/docs/rel/mi-rel/&gt;. Acesso em: 19 set. 2026.</w:t>
       </w:r>
     </w:p>
     <w:p>
@@ -6200,7 +6548,57 @@
           <w:color w:val="000000"/>
           <w:sz w:val="22"/>
         </w:rPr>
+        <w:t>Ministério da Saúde [MS]. 2025. Rede Nacional de Dados em Saúde. Disponível em: &lt;https://www.gov.br/saude/pt-br/composicao/seidigi/rnds&gt;. Acesso em: 19 set. 2026.</w:t>
+      </w:r>
+    </w:p>
+    <w:p>
+      <w:pPr>
+        <w:widowControl/>
+        <w:spacing w:line="240" w:lineRule="auto" w:before="0" w:after="0"/>
+        <w:ind w:firstLine="709"/>
+        <w:jc w:val="both"/>
+      </w:pPr>
+    </w:p>
+    <w:p>
+      <w:pPr>
+        <w:widowControl/>
+        <w:spacing w:line="240" w:lineRule="auto" w:before="0" w:after="0"/>
+        <w:jc w:val="left"/>
+      </w:pPr>
+      <w:r>
+        <w:rPr>
+          <w:rFonts w:ascii="Arial" w:hAnsi="Arial" w:eastAsia="Arial"/>
+          <w:b w:val="0"/>
+          <w:i w:val="0"/>
+          <w:color w:val="000000"/>
+          <w:sz w:val="22"/>
+        </w:rPr>
         <w:t>Newman, S. 2021. Building Microservices: Designing Fine-Grained Systems. 2ed. O'Reilly Media, Sebastopol, CA, EUA.</w:t>
+      </w:r>
+    </w:p>
+    <w:p>
+      <w:pPr>
+        <w:widowControl/>
+        <w:spacing w:line="240" w:lineRule="auto" w:before="0" w:after="0"/>
+        <w:ind w:firstLine="709"/>
+        <w:jc w:val="both"/>
+      </w:pPr>
+    </w:p>
+    <w:p>
+      <w:pPr>
+        <w:widowControl/>
+        <w:spacing w:line="240" w:lineRule="auto" w:before="0" w:after="0"/>
+        <w:jc w:val="left"/>
+      </w:pPr>
+      <w:r>
+        <w:rPr>
+          <w:rFonts w:ascii="Arial" w:hAnsi="Arial" w:eastAsia="Arial"/>
+          <w:b w:val="0"/>
+          <w:i w:val="0"/>
+          <w:color w:val="000000"/>
+          <w:sz w:val="22"/>
+        </w:rPr>
+        <w:t>Ramachandran, R. 2024. Leveraging security observability to strengthen security of digital ecosystem architecture. arXiv:2412.05617v1. Disponível em: &lt;https://arxiv.org/abs/2412.05617&gt;. Acesso em: 21 set. 2026.</w:t>
       </w:r>
     </w:p>
     <w:p>
